--- a/publication_work/Boundary-Oriented-Evaluation-of-a-Deployed-AI-Agent-Service.docx
+++ b/publication_work/Boundary-Oriented-Evaluation-of-a-Deployed-AI-Agent-Service.docx
@@ -47,7 +47,7 @@
           <w:color w:val="595959"/>
           <w:sz w:val="20"/>
         </w:rPr>
-        <w:t>Shaf Brady | Independent researcher, TalkToAI Research, United Kingdom | 26 July 2026</w:t>
+        <w:t>Shafaet Brady Hussain | Independent researcher, TalkToAI Research, United Kingdom | 26 July 2026</w:t>
       </w:r>
     </w:p>
     <w:p>
